--- a/backend/outputs/50693929/50693929_559822_1. Cédula registro actualizado 2025 COMBIANADA.docx
+++ b/backend/outputs/50693929/50693929_559822_1. Cédula registro actualizado 2025 COMBIANADA.docx
@@ -606,7 +606,7 @@
                 <w:szCs w:val="20"/>
                 <w:lang w:val="es-ES"/>
               </w:rPr>
-              <w:t xml:space="preserve">CURSO (CC)</w:t>
+              <w:t xml:space="preserve">CONTROL DE ARRANQUE, PARO Y EMERGENCIAS EN PLANTAS DE PROCESO Y SERVICIOS PRINCIPALES</w:t>
             </w:r>
             <w:r>
               <w:rPr>
